--- a/Инструкция.docx
+++ b/Инструкция.docx
@@ -13,6 +13,14 @@
           <w:szCs w:val="28"/>
         </w:rPr>
       </w:pPr>
+      <w:r>
+        <w:rPr>
+          <w:rFonts w:ascii="Times New Roman" w:hAnsi="Times New Roman" w:cs="Times New Roman"/>
+          <w:sz w:val="28"/>
+          <w:szCs w:val="28"/>
+        </w:rPr>
+        <w:t xml:space="preserve"> </w:t>
+      </w:r>
       <w:r>
         <w:rPr>
           <w:rFonts w:ascii="Times New Roman" w:hAnsi="Times New Roman" w:cs="Times New Roman"/>
@@ -1428,14 +1436,27 @@
       <w:r>
         <w:t xml:space="preserve">Рисунок </w:t>
       </w:r>
-      <w:fldSimple w:instr=" SEQ Рисунок \* ARABIC ">
-        <w:r>
-          <w:rPr>
-            <w:noProof/>
-          </w:rPr>
-          <w:t>3</w:t>
-        </w:r>
-      </w:fldSimple>
+      <w:r>
+        <w:fldChar w:fldCharType="begin"/>
+      </w:r>
+      <w:r>
+        <w:instrText xml:space="preserve"> SEQ Рисунок \* ARABIC </w:instrText>
+      </w:r>
+      <w:r>
+        <w:fldChar w:fldCharType="separate"/>
+      </w:r>
+      <w:r>
+        <w:rPr>
+          <w:noProof/>
+        </w:rPr>
+        <w:t>3</w:t>
+      </w:r>
+      <w:r>
+        <w:rPr>
+          <w:noProof/>
+        </w:rPr>
+        <w:fldChar w:fldCharType="end"/>
+      </w:r>
     </w:p>
     <w:p>
       <w:pPr>
@@ -1596,14 +1617,27 @@
       <w:r>
         <w:t xml:space="preserve">Рисунок </w:t>
       </w:r>
-      <w:fldSimple w:instr=" SEQ Рисунок \* ARABIC ">
-        <w:r>
-          <w:rPr>
-            <w:noProof/>
-          </w:rPr>
-          <w:t>4</w:t>
-        </w:r>
-      </w:fldSimple>
+      <w:r>
+        <w:fldChar w:fldCharType="begin"/>
+      </w:r>
+      <w:r>
+        <w:instrText xml:space="preserve"> SEQ Рисунок \* ARABIC </w:instrText>
+      </w:r>
+      <w:r>
+        <w:fldChar w:fldCharType="separate"/>
+      </w:r>
+      <w:r>
+        <w:rPr>
+          <w:noProof/>
+        </w:rPr>
+        <w:t>4</w:t>
+      </w:r>
+      <w:r>
+        <w:rPr>
+          <w:noProof/>
+        </w:rPr>
+        <w:fldChar w:fldCharType="end"/>
+      </w:r>
     </w:p>
     <w:p>
       <w:pPr>
@@ -1788,14 +1822,27 @@
       <w:r>
         <w:t xml:space="preserve">Рисунок </w:t>
       </w:r>
-      <w:fldSimple w:instr=" SEQ Рисунок \* ARABIC ">
-        <w:r>
-          <w:rPr>
-            <w:noProof/>
-          </w:rPr>
-          <w:t>5</w:t>
-        </w:r>
-      </w:fldSimple>
+      <w:r>
+        <w:fldChar w:fldCharType="begin"/>
+      </w:r>
+      <w:r>
+        <w:instrText xml:space="preserve"> SEQ Рисунок \* ARABIC </w:instrText>
+      </w:r>
+      <w:r>
+        <w:fldChar w:fldCharType="separate"/>
+      </w:r>
+      <w:r>
+        <w:rPr>
+          <w:noProof/>
+        </w:rPr>
+        <w:t>5</w:t>
+      </w:r>
+      <w:r>
+        <w:rPr>
+          <w:noProof/>
+        </w:rPr>
+        <w:fldChar w:fldCharType="end"/>
+      </w:r>
     </w:p>
     <w:p>
       <w:pPr>
@@ -2251,14 +2298,27 @@
       <w:r>
         <w:t xml:space="preserve">Рисунок </w:t>
       </w:r>
-      <w:fldSimple w:instr=" SEQ Рисунок \* ARABIC ">
-        <w:r>
-          <w:rPr>
-            <w:noProof/>
-          </w:rPr>
-          <w:t>7</w:t>
-        </w:r>
-      </w:fldSimple>
+      <w:r>
+        <w:fldChar w:fldCharType="begin"/>
+      </w:r>
+      <w:r>
+        <w:instrText xml:space="preserve"> SEQ Рисунок \* ARABIC </w:instrText>
+      </w:r>
+      <w:r>
+        <w:fldChar w:fldCharType="separate"/>
+      </w:r>
+      <w:r>
+        <w:rPr>
+          <w:noProof/>
+        </w:rPr>
+        <w:t>7</w:t>
+      </w:r>
+      <w:r>
+        <w:rPr>
+          <w:noProof/>
+        </w:rPr>
+        <w:fldChar w:fldCharType="end"/>
+      </w:r>
     </w:p>
     <w:p>
       <w:pPr>
@@ -2967,14 +3027,27 @@
       <w:r>
         <w:t xml:space="preserve">Рисунок </w:t>
       </w:r>
-      <w:fldSimple w:instr=" SEQ Рисунок \* ARABIC ">
-        <w:r>
-          <w:rPr>
-            <w:noProof/>
-          </w:rPr>
-          <w:t>9</w:t>
-        </w:r>
-      </w:fldSimple>
+      <w:r>
+        <w:fldChar w:fldCharType="begin"/>
+      </w:r>
+      <w:r>
+        <w:instrText xml:space="preserve"> SEQ Рисунок \* ARABIC </w:instrText>
+      </w:r>
+      <w:r>
+        <w:fldChar w:fldCharType="separate"/>
+      </w:r>
+      <w:r>
+        <w:rPr>
+          <w:noProof/>
+        </w:rPr>
+        <w:t>9</w:t>
+      </w:r>
+      <w:r>
+        <w:rPr>
+          <w:noProof/>
+        </w:rPr>
+        <w:fldChar w:fldCharType="end"/>
+      </w:r>
     </w:p>
     <w:p>
       <w:pPr>
@@ -5313,14 +5386,27 @@
       <w:r>
         <w:t xml:space="preserve">Рисунок </w:t>
       </w:r>
-      <w:fldSimple w:instr=" SEQ Рисунок \* ARABIC ">
-        <w:r>
-          <w:rPr>
-            <w:noProof/>
-          </w:rPr>
-          <w:t>12</w:t>
-        </w:r>
-      </w:fldSimple>
+      <w:r>
+        <w:fldChar w:fldCharType="begin"/>
+      </w:r>
+      <w:r>
+        <w:instrText xml:space="preserve"> SEQ Рисунок \* ARABIC </w:instrText>
+      </w:r>
+      <w:r>
+        <w:fldChar w:fldCharType="separate"/>
+      </w:r>
+      <w:r>
+        <w:rPr>
+          <w:noProof/>
+        </w:rPr>
+        <w:t>12</w:t>
+      </w:r>
+      <w:r>
+        <w:rPr>
+          <w:noProof/>
+        </w:rPr>
+        <w:fldChar w:fldCharType="end"/>
+      </w:r>
       <w:r>
         <w:rPr>
           <w:noProof/>
@@ -8637,14 +8723,27 @@
       <w:r>
         <w:t xml:space="preserve">Рисунок </w:t>
       </w:r>
-      <w:fldSimple w:instr=" SEQ Рисунок \* ARABIC ">
-        <w:r>
-          <w:rPr>
-            <w:noProof/>
-          </w:rPr>
-          <w:t>13</w:t>
-        </w:r>
-      </w:fldSimple>
+      <w:r>
+        <w:fldChar w:fldCharType="begin"/>
+      </w:r>
+      <w:r>
+        <w:instrText xml:space="preserve"> SEQ Рисунок \* ARABIC </w:instrText>
+      </w:r>
+      <w:r>
+        <w:fldChar w:fldCharType="separate"/>
+      </w:r>
+      <w:r>
+        <w:rPr>
+          <w:noProof/>
+        </w:rPr>
+        <w:t>13</w:t>
+      </w:r>
+      <w:r>
+        <w:rPr>
+          <w:noProof/>
+        </w:rPr>
+        <w:fldChar w:fldCharType="end"/>
+      </w:r>
       <w:r>
         <w:rPr>
           <w:noProof/>
@@ -9508,14 +9607,25 @@
           <w:lang w:eastAsia="ru-RU"/>
         </w:rPr>
       </w:pPr>
-      <w:r>
-        <w:rPr>
-          <w:rFonts w:ascii="Consolas" w:eastAsia="Times New Roman" w:hAnsi="Consolas" w:cs="Courier New"/>
-          <w:sz w:val="24"/>
-          <w:szCs w:val="24"/>
-          <w:lang w:eastAsia="ru-RU"/>
-        </w:rPr>
-        <w:t xml:space="preserve">Scene scene1 = </w:t>
+      <w:proofErr w:type="spellStart"/>
+      <w:r>
+        <w:rPr>
+          <w:rFonts w:ascii="Consolas" w:eastAsia="Times New Roman" w:hAnsi="Consolas" w:cs="Courier New"/>
+          <w:sz w:val="24"/>
+          <w:szCs w:val="24"/>
+          <w:lang w:eastAsia="ru-RU"/>
+        </w:rPr>
+        <w:t>Scene</w:t>
+      </w:r>
+      <w:proofErr w:type="spellEnd"/>
+      <w:r>
+        <w:rPr>
+          <w:rFonts w:ascii="Consolas" w:eastAsia="Times New Roman" w:hAnsi="Consolas" w:cs="Courier New"/>
+          <w:sz w:val="24"/>
+          <w:szCs w:val="24"/>
+          <w:lang w:eastAsia="ru-RU"/>
+        </w:rPr>
+        <w:t xml:space="preserve"> scene1 = </w:t>
       </w:r>
       <w:proofErr w:type="spellStart"/>
       <w:r>
